--- a/BTech CSE 5th Sem/Soft Skills_PES - 390/12508688_Aquib Jawaid Ansari.docx
+++ b/BTech CSE 5th Sem/Soft Skills_PES - 390/12508688_Aquib Jawaid Ansari.docx
@@ -231,7 +231,7 @@
                       <wps:cNvSpPr>
                         <a:extLst>
                           <a:ext uri="sm">
-                            <sm:smNativeData xmlns:sm="sm" val="SMDATA_14_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"/>
+                            <sm:smNativeData xmlns:sm="sm" val="SMDATA_14_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"/>
                           </a:ext>
                         </a:extLst>
                       </wps:cNvSpPr>
@@ -275,7 +275,7 @@
           </mc:Choice>
           <mc:Fallback>
             <w:pict>
-              <v:shape id="Graphic 1" o:spid="_x0000_s1026" style="position:absolute;margin-left:33.85pt;margin-top:20.95pt;mso-position-horizontal-relative:page;width:523.25pt;height:0.10pt;z-index:251658241;mso-wrap-distance-left:0.00pt;mso-wrap-distance-top:0.00pt;mso-wrap-distance-right:0.00pt;mso-wrap-distance-bottom:0.00pt;mso-wrap-style:square" coordsize="10465,2" path="m0,0l10465,0e" strokeweight="0.40pt" filled="f" v:ext="SMDATA_14_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">
+              <v:shape id="Graphic 1" o:spid="_x0000_s1026" style="position:absolute;margin-left:33.85pt;margin-top:20.95pt;mso-position-horizontal-relative:page;width:523.25pt;height:0.10pt;z-index:251658241;mso-wrap-distance-left:0.00pt;mso-wrap-distance-top:0.00pt;mso-wrap-distance-right:0.00pt;mso-wrap-distance-bottom:0.00pt;mso-wrap-style:square" coordsize="10465,2" path="m0,0l10465,0e" strokeweight="0.40pt" filled="f" v:ext="SMDATA_14_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">
                 <v:path arrowok="t"/>
                 <w10:wrap type="topAndBottom" anchorx="page" anchory="text"/>
               </v:shape>
@@ -662,11 +662,6 @@
           <w:sz w:val="20"/>
         </w:rPr>
         <w:t>CMD</w:t>
-      </w:r>
-      <w:r>
-        <w:rPr>
-          <w:sz w:val="20"/>
-        </w:rPr>
       </w:r>
     </w:p>
     <w:p>
@@ -982,7 +977,7 @@
                       <wps:cNvSpPr>
                         <a:extLst>
                           <a:ext uri="sm">
-                            <sm:smNativeData xmlns:sm="sm" val="SMDATA_14_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"/>
+                            <sm:smNativeData xmlns:sm="sm" val="SMDATA_14_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"/>
                           </a:ext>
                         </a:extLst>
                       </wps:cNvSpPr>
@@ -1026,7 +1021,7 @@
           </mc:Choice>
           <mc:Fallback>
             <w:pict>
-              <v:shape id="Graphic 2" o:spid="_x0000_s1027" style="position:absolute;margin-left:33.85pt;margin-top:22.20pt;mso-position-horizontal-relative:page;width:523.25pt;height:0.10pt;z-index:251658242;mso-wrap-distance-left:0.00pt;mso-wrap-distance-top:0.00pt;mso-wrap-distance-right:0.00pt;mso-wrap-distance-bottom:0.00pt;mso-wrap-style:square" coordsize="10465,2" path="m0,0l10465,0e" strokeweight="0.40pt" filled="f" v:ext="SMDATA_14_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">
+              <v:shape id="Graphic 2" o:spid="_x0000_s1027" style="position:absolute;margin-left:33.85pt;margin-top:22.20pt;mso-position-horizontal-relative:page;width:523.25pt;height:0.10pt;z-index:251658242;mso-wrap-distance-left:0.00pt;mso-wrap-distance-top:0.00pt;mso-wrap-distance-right:0.00pt;mso-wrap-distance-bottom:0.00pt;mso-wrap-style:square" coordsize="10465,2" path="m0,0l10465,0e" strokeweight="0.40pt" filled="f" v:ext="SMDATA_14_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">
                 <v:path arrowok="t"/>
                 <w10:wrap type="topAndBottom" anchorx="page" anchory="text"/>
               </v:shape>
@@ -1516,11 +1511,6 @@
         </w:rPr>
         <w:t>resources, alarms, logs, and system health.</w:t>
       </w:r>
-      <w:r>
-        <w:rPr>
-          <w:sz w:val="20"/>
-        </w:rPr>
-      </w:r>
     </w:p>
     <w:p>
       <w:pPr>
@@ -1699,11 +1689,6 @@
           <w:sz w:val="20"/>
         </w:rPr>
         <w:t>for infrastructure protection.</w:t>
-      </w:r>
-      <w:r>
-        <w:rPr>
-          <w:sz w:val="20"/>
-        </w:rPr>
       </w:r>
     </w:p>
     <w:p>
@@ -1846,11 +1831,6 @@
         </w:rPr>
         <w:t>authentication, and cloud security documentation.</w:t>
       </w:r>
-      <w:r>
-        <w:rPr>
-          <w:sz w:val="20"/>
-        </w:rPr>
-      </w:r>
     </w:p>
     <w:p>
       <w:pPr>
@@ -1996,7 +1976,7 @@
         <w:ind w:left="136"/>
         <w:spacing w:before="158"/>
         <w:tabs defTabSz="720">
-          <w:tab w:val="left" w:pos="8641" w:leader="none"/>
+          <w:tab w:val="left" w:pos="8617" w:leader="none"/>
         </w:tabs>
         <w:rPr>
           <w:sz w:val="20"/>
@@ -2515,11 +2495,6 @@
         </w:rPr>
         <w:t>efficient healthcare operations.</w:t>
       </w:r>
-      <w:r>
-        <w:rPr>
-          <w:sz w:val="20"/>
-        </w:rPr>
-      </w:r>
     </w:p>
     <w:p>
       <w:pPr>
@@ -2660,11 +2635,6 @@
         </w:rPr>
         <w:t>of operational issues.</w:t>
       </w:r>
-      <w:r>
-        <w:rPr>
-          <w:sz w:val="20"/>
-        </w:rPr>
-      </w:r>
     </w:p>
     <w:p>
       <w:pPr>
@@ -2791,11 +2761,6 @@
           <w:sz w:val="20"/>
         </w:rPr>
         <w:t>keeping, and workplace safety procedures.</w:t>
-      </w:r>
-      <w:r>
-        <w:rPr>
-          <w:sz w:val="20"/>
-        </w:rPr>
       </w:r>
     </w:p>
     <w:p>
@@ -2863,7 +2828,7 @@
                       <wps:cNvSpPr>
                         <a:extLst>
                           <a:ext uri="sm">
-                            <sm:smNativeData xmlns:sm="sm" val="SMDATA_14_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"/>
+                            <sm:smNativeData xmlns:sm="sm" val="SMDATA_14_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"/>
                           </a:ext>
                         </a:extLst>
                       </wps:cNvSpPr>
@@ -2907,7 +2872,7 @@
           </mc:Choice>
           <mc:Fallback>
             <w:pict>
-              <v:shape id="Graphic 3" o:spid="_x0000_s1028" style="position:absolute;margin-left:33.85pt;margin-top:15.35pt;mso-position-horizontal-relative:page;width:523.25pt;height:0.10pt;z-index:251658243;mso-wrap-distance-left:0.00pt;mso-wrap-distance-top:0.00pt;mso-wrap-distance-right:0.00pt;mso-wrap-distance-bottom:0.00pt;mso-wrap-style:square" coordsize="10465,2" path="m0,0l10465,0e" strokeweight="0.40pt" filled="f" v:ext="SMDATA_14_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">
+              <v:shape id="Graphic 3" o:spid="_x0000_s1028" style="position:absolute;margin-left:33.85pt;margin-top:15.35pt;mso-position-horizontal-relative:page;width:523.25pt;height:0.10pt;z-index:251658243;mso-wrap-distance-left:0.00pt;mso-wrap-distance-top:0.00pt;mso-wrap-distance-right:0.00pt;mso-wrap-distance-bottom:0.00pt;mso-wrap-style:square" coordsize="10465,2" path="m0,0l10465,0e" strokeweight="0.40pt" filled="f" v:ext="SMDATA_14_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">
                 <v:path arrowok="t"/>
                 <w10:wrap type="topAndBottom" anchorx="page" anchory="text"/>
               </v:shape>
@@ -3199,11 +3164,6 @@
         </w:rPr>
         <w:t>multi-cloud infrastructure workflows.</w:t>
       </w:r>
-      <w:r>
-        <w:rPr>
-          <w:sz w:val="20"/>
-        </w:rPr>
-      </w:r>
     </w:p>
     <w:p>
       <w:pPr>
@@ -3382,11 +3342,6 @@
         </w:rPr>
         <w:t>and alerting scenarios.</w:t>
       </w:r>
-      <w:r>
-        <w:rPr>
-          <w:sz w:val="20"/>
-        </w:rPr>
-      </w:r>
     </w:p>
     <w:p>
       <w:pPr>
@@ -3539,11 +3494,6 @@
         </w:rPr>
         <w:t>and security posture scoring.</w:t>
       </w:r>
-      <w:r>
-        <w:rPr>
-          <w:sz w:val="20"/>
-        </w:rPr>
-      </w:r>
     </w:p>
     <w:p>
       <w:pPr>
@@ -3688,7 +3638,7 @@
         <w:ind w:left="108"/>
         <w:spacing w:before="158"/>
         <w:tabs defTabSz="720">
-          <w:tab w:val="left" w:pos="9688" w:leader="none"/>
+          <w:tab w:val="left" w:pos="9638" w:leader="none"/>
         </w:tabs>
         <w:rPr>
           <w:sz w:val="20"/>
@@ -3958,11 +3908,6 @@
         </w:rPr>
         <w:t>collaboration, and storage tracking.</w:t>
       </w:r>
-      <w:r>
-        <w:rPr>
-          <w:sz w:val="20"/>
-        </w:rPr>
-      </w:r>
     </w:p>
     <w:p>
       <w:pPr>
@@ -4333,11 +4278,6 @@
         </w:rPr>
         <w:t>storage and management.</w:t>
       </w:r>
-      <w:r>
-        <w:rPr>
-          <w:sz w:val="20"/>
-        </w:rPr>
-      </w:r>
     </w:p>
     <w:p>
       <w:pPr>
@@ -4499,11 +4439,6 @@
           <w:sz w:val="20"/>
         </w:rPr>
         <w:t>Express.js, JavaScript, HTML, CSS</w:t>
-      </w:r>
-      <w:r>
-        <w:rPr>
-          <w:sz w:val="20"/>
-        </w:rPr>
       </w:r>
     </w:p>
     <w:p>
@@ -4537,7 +4472,7 @@
                       <wps:cNvSpPr>
                         <a:extLst>
                           <a:ext uri="sm">
-                            <sm:smNativeData xmlns:sm="sm" val="SMDATA_14_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"/>
+                            <sm:smNativeData xmlns:sm="sm" val="SMDATA_14_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"/>
                           </a:ext>
                         </a:extLst>
                       </wps:cNvSpPr>
@@ -4581,7 +4516,7 @@
           </mc:Choice>
           <mc:Fallback>
             <w:pict>
-              <v:shape id="Graphic 4" o:spid="_x0000_s1029" style="position:absolute;margin-left:33.85pt;margin-top:20.60pt;mso-position-horizontal-relative:page;width:523.25pt;height:0.10pt;z-index:251658244;mso-wrap-distance-left:0.00pt;mso-wrap-distance-top:0.00pt;mso-wrap-distance-right:0.00pt;mso-wrap-distance-bottom:0.00pt;mso-wrap-style:square" coordsize="10465,2" path="m0,0l10465,0e" strokeweight="0.40pt" filled="f" v:ext="SMDATA_14_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">
+              <v:shape id="Graphic 4" o:spid="_x0000_s1029" style="position:absolute;margin-left:33.85pt;margin-top:20.60pt;mso-position-horizontal-relative:page;width:523.25pt;height:0.10pt;z-index:251658244;mso-wrap-distance-left:0.00pt;mso-wrap-distance-top:0.00pt;mso-wrap-distance-right:0.00pt;mso-wrap-distance-bottom:0.00pt;mso-wrap-style:square" coordsize="10465,2" path="m0,0l10465,0e" strokeweight="0.40pt" filled="f" v:ext="SMDATA_14_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">
                 <v:path arrowok="t"/>
                 <w10:wrap type="topAndBottom" anchorx="page" anchory="text"/>
               </v:shape>
@@ -4605,7 +4540,7 @@
         <w:ind w:left="134"/>
         <w:spacing w:before="9"/>
         <w:tabs defTabSz="720">
-          <w:tab w:val="left" w:pos="9465" w:leader="none"/>
+          <w:tab w:val="left" w:pos="9354" w:leader="none"/>
         </w:tabs>
         <w:rPr>
           <w:b/>
@@ -5532,7 +5467,7 @@
                       <wps:cNvSpPr>
                         <a:extLst>
                           <a:ext uri="sm">
-                            <sm:smNativeData xmlns:sm="sm" val="SMDATA_14_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"/>
+                            <sm:smNativeData xmlns:sm="sm" val="SMDATA_14_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"/>
                           </a:ext>
                         </a:extLst>
                       </wps:cNvSpPr>
@@ -5576,7 +5511,7 @@
           </mc:Choice>
           <mc:Fallback>
             <w:pict>
-              <v:shape id="Graphic 5" o:spid="_x0000_s1030" style="position:absolute;margin-left:33.85pt;margin-top:20.35pt;mso-position-horizontal-relative:page;width:523.25pt;height:0.10pt;z-index:251658245;mso-wrap-distance-left:0.00pt;mso-wrap-distance-top:0.00pt;mso-wrap-distance-right:0.00pt;mso-wrap-distance-bottom:0.00pt;mso-wrap-style:square" coordsize="10465,2" path="m0,0l10465,0e" strokeweight="0.40pt" filled="f" v:ext="SMDATA_14_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">
+              <v:shape id="Graphic 5" o:spid="_x0000_s1030" style="position:absolute;margin-left:33.85pt;margin-top:20.35pt;mso-position-horizontal-relative:page;width:523.25pt;height:0.10pt;z-index:251658245;mso-wrap-distance-left:0.00pt;mso-wrap-distance-top:0.00pt;mso-wrap-distance-right:0.00pt;mso-wrap-distance-bottom:0.00pt;mso-wrap-style:square" coordsize="10465,2" path="m0,0l10465,0e" strokeweight="0.40pt" filled="f" v:ext="SMDATA_14_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">
                 <v:path arrowok="t"/>
                 <w10:wrap type="topAndBottom" anchorx="page" anchory="text"/>
               </v:shape>
@@ -6117,7 +6052,7 @@
                       <wps:cNvSpPr>
                         <a:extLst>
                           <a:ext uri="sm">
-                            <sm:smNativeData xmlns:sm="sm" val="SMDATA_14_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"/>
+                            <sm:smNativeData xmlns:sm="sm" val="SMDATA_14_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"/>
                           </a:ext>
                         </a:extLst>
                       </wps:cNvSpPr>
@@ -6161,7 +6096,7 @@
           </mc:Choice>
           <mc:Fallback>
             <w:pict>
-              <v:shape id="Graphic 6" o:spid="_x0000_s1031" style="position:absolute;margin-left:33.85pt;margin-top:20.45pt;mso-position-horizontal-relative:page;width:523.25pt;height:0.10pt;z-index:251658246;mso-wrap-distance-left:0.00pt;mso-wrap-distance-top:0.00pt;mso-wrap-distance-right:0.00pt;mso-wrap-distance-bottom:0.00pt;mso-wrap-style:square" coordsize="10465,2" path="m0,0l10465,0e" strokeweight="0.40pt" filled="f" v:ext="SMDATA_14_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">
+              <v:shape id="Graphic 6" o:spid="_x0000_s1031" style="position:absolute;margin-left:33.85pt;margin-top:20.45pt;mso-position-horizontal-relative:page;width:523.25pt;height:0.10pt;z-index:251658246;mso-wrap-distance-left:0.00pt;mso-wrap-distance-top:0.00pt;mso-wrap-distance-right:0.00pt;mso-wrap-distance-bottom:0.00pt;mso-wrap-style:square" coordsize="10465,2" path="m0,0l10465,0e" strokeweight="0.40pt" filled="f" v:ext="SMDATA_14_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">
                 <v:path arrowok="t"/>
                 <w10:wrap type="topAndBottom" anchorx="page" anchory="text"/>
               </v:shape>
@@ -6517,7 +6452,7 @@
                       <wps:cNvSpPr>
                         <a:extLst>
                           <a:ext uri="sm">
-                            <sm:smNativeData xmlns:sm="sm" val="SMDATA_14_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"/>
+                            <sm:smNativeData xmlns:sm="sm" val="SMDATA_14_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"/>
                           </a:ext>
                         </a:extLst>
                       </wps:cNvSpPr>
@@ -6561,7 +6496,7 @@
           </mc:Choice>
           <mc:Fallback>
             <w:pict>
-              <v:shape id="Graphic 7" o:spid="_x0000_s1032" style="position:absolute;margin-left:33.85pt;margin-top:21.20pt;mso-position-horizontal-relative:page;width:523.25pt;height:0.10pt;z-index:251658247;mso-wrap-distance-left:0.00pt;mso-wrap-distance-top:0.00pt;mso-wrap-distance-right:0.00pt;mso-wrap-distance-bottom:0.00pt;mso-wrap-style:square" coordsize="10465,2" path="m0,0l10465,0e" strokeweight="0.40pt" filled="f" v:ext="SMDATA_14_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">
+              <v:shape id="Graphic 7" o:spid="_x0000_s1032" style="position:absolute;margin-left:33.85pt;margin-top:21.20pt;mso-position-horizontal-relative:page;width:523.25pt;height:0.10pt;z-index:251658247;mso-wrap-distance-left:0.00pt;mso-wrap-distance-top:0.00pt;mso-wrap-distance-right:0.00pt;mso-wrap-distance-bottom:0.00pt;mso-wrap-style:square" coordsize="10465,2" path="m0,0l10465,0e" strokeweight="0.40pt" filled="f" v:ext="SMDATA_14_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">
                 <v:path arrowok="t"/>
                 <w10:wrap type="topAndBottom" anchorx="page" anchory="text"/>
               </v:shape>
@@ -6673,7 +6608,7 @@
     </w:p>
     <w:p>
       <w:pPr>
-        <w:ind w:right="204"/>
+        <w:ind w:right="204" w:firstLine="283"/>
         <w:spacing w:before="7"/>
         <w:jc w:val="right"/>
         <w:tabs defTabSz="720">
@@ -6803,15 +6738,6 @@
           <w:sz w:val="20"/>
         </w:rPr>
         <w:tab/>
-        <w:t>Since</w:t>
-      </w:r>
-      <w:r>
-        <w:rPr>
-          <w:i/>
-          <w:spacing w:val="42" w:percent="148"/>
-          <w:sz w:val="20"/>
-        </w:rPr>
-        <w:t xml:space="preserve"> </w:t>
       </w:r>
       <w:r>
         <w:rPr>
@@ -6841,6 +6767,7 @@
           <w:i/>
           <w:sz w:val="20"/>
         </w:rPr>
+        <w:t xml:space="preserve"> - Present</w:t>
       </w:r>
     </w:p>
     <w:p>
@@ -7124,7 +7051,7 @@
           <w:spacing w:val="-5" w:percent="95"/>
           <w:w w:val="105"/>
         </w:rPr>
-        <w:t>70%</w:t>
+        <w:t>70</w:t>
       </w:r>
       <w:r/>
     </w:p>
@@ -7237,7 +7164,7 @@
         <w:spacing w:line="292" w:lineRule="exact"/>
         <w:tabs defTabSz="720">
           <w:tab w:val="left" w:pos="363" w:leader="none"/>
-          <w:tab w:val="left" w:pos="8351" w:leader="none"/>
+          <w:tab w:val="left" w:pos="8391" w:leader="none"/>
         </w:tabs>
         <w:rPr>
           <w:i/>
@@ -7274,7 +7201,14 @@
           <w:i/>
           <w:sz w:val="20"/>
         </w:rPr>
-        <w:t>2008</w:t>
+        <w:t>20</w:t>
+      </w:r>
+      <w:r>
+        <w:rPr>
+          <w:i/>
+          <w:sz w:val="20"/>
+        </w:rPr>
+        <w:t>21</w:t>
       </w:r>
       <w:r>
         <w:rPr>
@@ -7366,7 +7300,7 @@
           <w:w w:val="105"/>
           <w:sz w:val="20"/>
         </w:rPr>
-        <w:t>78%</w:t>
+        <w:t>78</w:t>
       </w:r>
       <w:r>
         <w:rPr>
@@ -7425,7 +7359,7 @@
       <w:fldChar w:fldCharType="begin"/>
       <w:instrText xml:space="preserve"> PAGE </w:instrText>
       <w:fldChar w:fldCharType="separate"/>
-      <w:t>2</w:t>
+      <w:t>1</w:t>
       <w:fldChar w:fldCharType="end"/>
     </w:r>
     <w:r>
@@ -8173,7 +8107,7 @@
         <w:w w:val="193"/>
         <w:sz w:val="20"/>
         <w:szCs w:val="20"/>
-        <w:position w:val="3"/>
+        <w:position w:val="2"/>
         <w:lang w:val="en-us" w:eastAsia="en-us" w:bidi="ar-sa"/>
       </w:rPr>
     </w:lvl>
@@ -8912,6 +8846,30 @@
       </w:tabs>
     </w:pPr>
   </w:style>
+  <w:style w:type="paragraph" w:styleId="para9">
+    <w:name w:val="toc 1"/>
+    <w:qFormat/>
+    <w:basedOn w:val="para0"/>
+    <w:next w:val="para0"/>
+  </w:style>
+  <w:style w:type="paragraph" w:styleId="para10">
+    <w:name w:val="toc 2"/>
+    <w:qFormat/>
+    <w:basedOn w:val="para0"/>
+    <w:next w:val="para0"/>
+    <w:pPr>
+      <w:ind w:left="283"/>
+    </w:pPr>
+  </w:style>
+  <w:style w:type="paragraph" w:styleId="para11">
+    <w:name w:val="toc 3"/>
+    <w:qFormat/>
+    <w:basedOn w:val="para0"/>
+    <w:next w:val="para0"/>
+    <w:pPr>
+      <w:ind w:left="566"/>
+    </w:pPr>
+  </w:style>
   <w:style w:type="character" w:styleId="char0" w:default="1">
     <w:name w:val="Default Paragraph Font"/>
   </w:style>
@@ -9464,6 +9422,30 @@
       </w:tabs>
     </w:pPr>
   </w:style>
+  <w:style w:type="paragraph" w:styleId="para9">
+    <w:name w:val="toc 1"/>
+    <w:qFormat/>
+    <w:basedOn w:val="para0"/>
+    <w:next w:val="para0"/>
+  </w:style>
+  <w:style w:type="paragraph" w:styleId="para10">
+    <w:name w:val="toc 2"/>
+    <w:qFormat/>
+    <w:basedOn w:val="para0"/>
+    <w:next w:val="para0"/>
+    <w:pPr>
+      <w:ind w:left="283"/>
+    </w:pPr>
+  </w:style>
+  <w:style w:type="paragraph" w:styleId="para11">
+    <w:name w:val="toc 3"/>
+    <w:qFormat/>
+    <w:basedOn w:val="para0"/>
+    <w:next w:val="para0"/>
+    <w:pPr>
+      <w:ind w:left="566"/>
+    </w:pPr>
+  </w:style>
   <w:style w:type="character" w:styleId="char0" w:default="1">
     <w:name w:val="Default Paragraph Font"/>
   </w:style>

--- a/BTech CSE 5th Sem/Soft Skills_PES - 390/12508688_Aquib Jawaid Ansari.docx
+++ b/BTech CSE 5th Sem/Soft Skills_PES - 390/12508688_Aquib Jawaid Ansari.docx
@@ -231,7 +231,7 @@
                       <wps:cNvSpPr>
                         <a:extLst>
                           <a:ext uri="sm">
-                            <sm:smNativeData xmlns:sm="sm" val="SMDATA_14_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"/>
+                            <sm:smNativeData xmlns:sm="sm" val="SMDATA_14_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"/>
                           </a:ext>
                         </a:extLst>
                       </wps:cNvSpPr>
@@ -275,7 +275,7 @@
           </mc:Choice>
           <mc:Fallback>
             <w:pict>
-              <v:shape id="Graphic 1" o:spid="_x0000_s1026" style="position:absolute;margin-left:33.85pt;margin-top:20.95pt;mso-position-horizontal-relative:page;width:523.25pt;height:0.10pt;z-index:251658241;mso-wrap-distance-left:0.00pt;mso-wrap-distance-top:0.00pt;mso-wrap-distance-right:0.00pt;mso-wrap-distance-bottom:0.00pt;mso-wrap-style:square" coordsize="10465,2" path="m0,0l10465,0e" strokeweight="0.40pt" filled="f" v:ext="SMDATA_14_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">
+              <v:shape id="Graphic 1" o:spid="_x0000_s1026" style="position:absolute;margin-left:33.85pt;margin-top:20.95pt;mso-position-horizontal-relative:page;width:523.25pt;height:0.10pt;z-index:251658241;mso-wrap-distance-left:0.00pt;mso-wrap-distance-top:0.00pt;mso-wrap-distance-right:0.00pt;mso-wrap-distance-bottom:0.00pt;mso-wrap-style:square" coordsize="10465,2" path="m0,0l10465,0e" strokeweight="0.40pt" filled="f" v:ext="SMDATA_14_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">
                 <v:path arrowok="t"/>
                 <w10:wrap type="topAndBottom" anchorx="page" anchory="text"/>
               </v:shape>
@@ -977,7 +977,7 @@
                       <wps:cNvSpPr>
                         <a:extLst>
                           <a:ext uri="sm">
-                            <sm:smNativeData xmlns:sm="sm" val="SMDATA_14_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"/>
+                            <sm:smNativeData xmlns:sm="sm" val="SMDATA_14_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"/>
                           </a:ext>
                         </a:extLst>
                       </wps:cNvSpPr>
@@ -1021,7 +1021,7 @@
           </mc:Choice>
           <mc:Fallback>
             <w:pict>
-              <v:shape id="Graphic 2" o:spid="_x0000_s1027" style="position:absolute;margin-left:33.85pt;margin-top:22.20pt;mso-position-horizontal-relative:page;width:523.25pt;height:0.10pt;z-index:251658242;mso-wrap-distance-left:0.00pt;mso-wrap-distance-top:0.00pt;mso-wrap-distance-right:0.00pt;mso-wrap-distance-bottom:0.00pt;mso-wrap-style:square" coordsize="10465,2" path="m0,0l10465,0e" strokeweight="0.40pt" filled="f" v:ext="SMDATA_14_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">
+              <v:shape id="Graphic 2" o:spid="_x0000_s1027" style="position:absolute;margin-left:33.85pt;margin-top:22.20pt;mso-position-horizontal-relative:page;width:523.25pt;height:0.10pt;z-index:251658242;mso-wrap-distance-left:0.00pt;mso-wrap-distance-top:0.00pt;mso-wrap-distance-right:0.00pt;mso-wrap-distance-bottom:0.00pt;mso-wrap-style:square" coordsize="10465,2" path="m0,0l10465,0e" strokeweight="0.40pt" filled="f" v:ext="SMDATA_14_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">
                 <v:path arrowok="t"/>
                 <w10:wrap type="topAndBottom" anchorx="page" anchory="text"/>
               </v:shape>
@@ -2828,7 +2828,7 @@
                       <wps:cNvSpPr>
                         <a:extLst>
                           <a:ext uri="sm">
-                            <sm:smNativeData xmlns:sm="sm" val="SMDATA_14_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"/>
+                            <sm:smNativeData xmlns:sm="sm" val="SMDATA_14_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"/>
                           </a:ext>
                         </a:extLst>
                       </wps:cNvSpPr>
@@ -2872,7 +2872,7 @@
           </mc:Choice>
           <mc:Fallback>
             <w:pict>
-              <v:shape id="Graphic 3" o:spid="_x0000_s1028" style="position:absolute;margin-left:33.85pt;margin-top:15.35pt;mso-position-horizontal-relative:page;width:523.25pt;height:0.10pt;z-index:251658243;mso-wrap-distance-left:0.00pt;mso-wrap-distance-top:0.00pt;mso-wrap-distance-right:0.00pt;mso-wrap-distance-bottom:0.00pt;mso-wrap-style:square" coordsize="10465,2" path="m0,0l10465,0e" strokeweight="0.40pt" filled="f" v:ext="SMDATA_14_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">
+              <v:shape id="Graphic 3" o:spid="_x0000_s1028" style="position:absolute;margin-left:33.85pt;margin-top:15.35pt;mso-position-horizontal-relative:page;width:523.25pt;height:0.10pt;z-index:251658243;mso-wrap-distance-left:0.00pt;mso-wrap-distance-top:0.00pt;mso-wrap-distance-right:0.00pt;mso-wrap-distance-bottom:0.00pt;mso-wrap-style:square" coordsize="10465,2" path="m0,0l10465,0e" strokeweight="0.40pt" filled="f" v:ext="SMDATA_14_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">
                 <v:path arrowok="t"/>
                 <w10:wrap type="topAndBottom" anchorx="page" anchory="text"/>
               </v:shape>
@@ -4472,7 +4472,7 @@
                       <wps:cNvSpPr>
                         <a:extLst>
                           <a:ext uri="sm">
-                            <sm:smNativeData xmlns:sm="sm" val="SMDATA_14_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"/>
+                            <sm:smNativeData xmlns:sm="sm" val="SMDATA_14_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"/>
                           </a:ext>
                         </a:extLst>
                       </wps:cNvSpPr>
@@ -4516,7 +4516,7 @@
           </mc:Choice>
           <mc:Fallback>
             <w:pict>
-              <v:shape id="Graphic 4" o:spid="_x0000_s1029" style="position:absolute;margin-left:33.85pt;margin-top:20.60pt;mso-position-horizontal-relative:page;width:523.25pt;height:0.10pt;z-index:251658244;mso-wrap-distance-left:0.00pt;mso-wrap-distance-top:0.00pt;mso-wrap-distance-right:0.00pt;mso-wrap-distance-bottom:0.00pt;mso-wrap-style:square" coordsize="10465,2" path="m0,0l10465,0e" strokeweight="0.40pt" filled="f" v:ext="SMDATA_14_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">
+              <v:shape id="Graphic 4" o:spid="_x0000_s1029" style="position:absolute;margin-left:33.85pt;margin-top:20.60pt;mso-position-horizontal-relative:page;width:523.25pt;height:0.10pt;z-index:251658244;mso-wrap-distance-left:0.00pt;mso-wrap-distance-top:0.00pt;mso-wrap-distance-right:0.00pt;mso-wrap-distance-bottom:0.00pt;mso-wrap-style:square" coordsize="10465,2" path="m0,0l10465,0e" strokeweight="0.40pt" filled="f" v:ext="SMDATA_14_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">
                 <v:path arrowok="t"/>
                 <w10:wrap type="topAndBottom" anchorx="page" anchory="text"/>
               </v:shape>
@@ -5467,7 +5467,7 @@
                       <wps:cNvSpPr>
                         <a:extLst>
                           <a:ext uri="sm">
-                            <sm:smNativeData xmlns:sm="sm" val="SMDATA_14_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"/>
+                            <sm:smNativeData xmlns:sm="sm" val="SMDATA_14_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"/>
                           </a:ext>
                         </a:extLst>
                       </wps:cNvSpPr>
@@ -5511,7 +5511,7 @@
           </mc:Choice>
           <mc:Fallback>
             <w:pict>
-              <v:shape id="Graphic 5" o:spid="_x0000_s1030" style="position:absolute;margin-left:33.85pt;margin-top:20.35pt;mso-position-horizontal-relative:page;width:523.25pt;height:0.10pt;z-index:251658245;mso-wrap-distance-left:0.00pt;mso-wrap-distance-top:0.00pt;mso-wrap-distance-right:0.00pt;mso-wrap-distance-bottom:0.00pt;mso-wrap-style:square" coordsize="10465,2" path="m0,0l10465,0e" strokeweight="0.40pt" filled="f" v:ext="SMDATA_14_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">
+              <v:shape id="Graphic 5" o:spid="_x0000_s1030" style="position:absolute;margin-left:33.85pt;margin-top:20.35pt;mso-position-horizontal-relative:page;width:523.25pt;height:0.10pt;z-index:251658245;mso-wrap-distance-left:0.00pt;mso-wrap-distance-top:0.00pt;mso-wrap-distance-right:0.00pt;mso-wrap-distance-bottom:0.00pt;mso-wrap-style:square" coordsize="10465,2" path="m0,0l10465,0e" strokeweight="0.40pt" filled="f" v:ext="SMDATA_14_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">
                 <v:path arrowok="t"/>
                 <w10:wrap type="topAndBottom" anchorx="page" anchory="text"/>
               </v:shape>
@@ -6052,7 +6052,7 @@
                       <wps:cNvSpPr>
                         <a:extLst>
                           <a:ext uri="sm">
-                            <sm:smNativeData xmlns:sm="sm" val="SMDATA_14_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"/>
+                            <sm:smNativeData xmlns:sm="sm" val="SMDATA_14_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"/>
                           </a:ext>
                         </a:extLst>
                       </wps:cNvSpPr>
@@ -6096,7 +6096,7 @@
           </mc:Choice>
           <mc:Fallback>
             <w:pict>
-              <v:shape id="Graphic 6" o:spid="_x0000_s1031" style="position:absolute;margin-left:33.85pt;margin-top:20.45pt;mso-position-horizontal-relative:page;width:523.25pt;height:0.10pt;z-index:251658246;mso-wrap-distance-left:0.00pt;mso-wrap-distance-top:0.00pt;mso-wrap-distance-right:0.00pt;mso-wrap-distance-bottom:0.00pt;mso-wrap-style:square" coordsize="10465,2" path="m0,0l10465,0e" strokeweight="0.40pt" filled="f" v:ext="SMDATA_14_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">
+              <v:shape id="Graphic 6" o:spid="_x0000_s1031" style="position:absolute;margin-left:33.85pt;margin-top:20.45pt;mso-position-horizontal-relative:page;width:523.25pt;height:0.10pt;z-index:251658246;mso-wrap-distance-left:0.00pt;mso-wrap-distance-top:0.00pt;mso-wrap-distance-right:0.00pt;mso-wrap-distance-bottom:0.00pt;mso-wrap-style:square" coordsize="10465,2" path="m0,0l10465,0e" strokeweight="0.40pt" filled="f" v:ext="SMDATA_14_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">
                 <v:path arrowok="t"/>
                 <w10:wrap type="topAndBottom" anchorx="page" anchory="text"/>
               </v:shape>
@@ -6452,7 +6452,7 @@
                       <wps:cNvSpPr>
                         <a:extLst>
                           <a:ext uri="sm">
-                            <sm:smNativeData xmlns:sm="sm" val="SMDATA_14_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"/>
+                            <sm:smNativeData xmlns:sm="sm" val="SMDATA_14_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"/>
                           </a:ext>
                         </a:extLst>
                       </wps:cNvSpPr>
@@ -6496,7 +6496,7 @@
           </mc:Choice>
           <mc:Fallback>
             <w:pict>
-              <v:shape id="Graphic 7" o:spid="_x0000_s1032" style="position:absolute;margin-left:33.85pt;margin-top:21.20pt;mso-position-horizontal-relative:page;width:523.25pt;height:0.10pt;z-index:251658247;mso-wrap-distance-left:0.00pt;mso-wrap-distance-top:0.00pt;mso-wrap-distance-right:0.00pt;mso-wrap-distance-bottom:0.00pt;mso-wrap-style:square" coordsize="10465,2" path="m0,0l10465,0e" strokeweight="0.40pt" filled="f" v:ext="SMDATA_14_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">
+              <v:shape id="Graphic 7" o:spid="_x0000_s1032" style="position:absolute;margin-left:33.85pt;margin-top:21.20pt;mso-position-horizontal-relative:page;width:523.25pt;height:0.10pt;z-index:251658247;mso-wrap-distance-left:0.00pt;mso-wrap-distance-top:0.00pt;mso-wrap-distance-right:0.00pt;mso-wrap-distance-bottom:0.00pt;mso-wrap-style:square" coordsize="10465,2" path="m0,0l10465,0e" strokeweight="0.40pt" filled="f" v:ext="SMDATA_14_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">
                 <v:path arrowok="t"/>
                 <w10:wrap type="topAndBottom" anchorx="page" anchory="text"/>
               </v:shape>
@@ -7208,7 +7208,14 @@
           <w:i/>
           <w:sz w:val="20"/>
         </w:rPr>
-        <w:t>21</w:t>
+        <w:t>2</w:t>
+      </w:r>
+      <w:r>
+        <w:rPr>
+          <w:i/>
+          <w:sz w:val="20"/>
+        </w:rPr>
+        <w:t>0</w:t>
       </w:r>
       <w:r>
         <w:rPr>
